--- a/AI Resume Analyzer/src/TESTING/Alden Hilton Resume.docx
+++ b/AI Resume Analyzer/src/TESTING/Alden Hilton Resume.docx
@@ -75,7 +75,7 @@
         </w:numPr>
       </w:pPr>
       <w:r>
-        <w:t>Strong team communication &amp; training skills</w:t>
+        <w:t>Python</w:t>
       </w:r>
     </w:p>
     <w:p>
@@ -87,7 +87,10 @@
         </w:numPr>
       </w:pPr>
       <w:r>
-        <w:t>Certified Entry-Level Python Programmer (PCEP-30-xx)</w:t>
+        <w:t>Game Developmen</w:t>
+      </w:r>
+      <w:r>
+        <w:t>t</w:t>
       </w:r>
     </w:p>
     <w:p>
@@ -97,13 +100,9 @@
           <w:ilvl w:val="0"/>
           <w:numId w:val="2"/>
         </w:numPr>
-        <w:ind w:firstLine="720"/>
-      </w:pPr>
-      <w:r>
-        <w:t>Full stack experience</w:t>
-      </w:r>
-      <w:r>
-        <w:t xml:space="preserve"> with strong backend knowledge utilizing efficient algorithms</w:t>
+      </w:pPr>
+      <w:r>
+        <w:t>Lua</w:t>
       </w:r>
     </w:p>
     <w:p>
@@ -113,10 +112,9 @@
           <w:ilvl w:val="0"/>
           <w:numId w:val="2"/>
         </w:numPr>
-        <w:ind w:firstLine="720"/>
-      </w:pPr>
-      <w:r>
-        <w:t>Tesseract OCR and Machine Learning</w:t>
+      </w:pPr>
+      <w:r>
+        <w:t>Java</w:t>
       </w:r>
     </w:p>
     <w:p>
@@ -128,63 +126,7 @@
         </w:numPr>
       </w:pPr>
       <w:r>
-        <w:t>Game Development</w:t>
-      </w:r>
-    </w:p>
-    <w:p>
-      <w:pPr>
-        <w:pStyle w:val="ListParagraph"/>
-        <w:numPr>
-          <w:ilvl w:val="1"/>
-          <w:numId w:val="2"/>
-        </w:numPr>
-      </w:pPr>
-      <w:r>
-        <w:t>Above industry standard user interfaces</w:t>
-      </w:r>
-    </w:p>
-    <w:p>
-      <w:pPr>
-        <w:pStyle w:val="ListParagraph"/>
-        <w:numPr>
-          <w:ilvl w:val="1"/>
-          <w:numId w:val="2"/>
-        </w:numPr>
-      </w:pPr>
-      <w:r>
-        <w:t>Custom flow-based-gameplay engine that optimizes previous inefficiencies and inconsistencies</w:t>
-      </w:r>
-    </w:p>
-    <w:p>
-      <w:pPr>
-        <w:pStyle w:val="ListParagraph"/>
-        <w:numPr>
-          <w:ilvl w:val="1"/>
-          <w:numId w:val="2"/>
-        </w:numPr>
-      </w:pPr>
-      <w:r>
-        <w:t xml:space="preserve">Custom </w:t>
-      </w:r>
-      <w:proofErr w:type="spellStart"/>
-      <w:r>
-        <w:t>anticheat</w:t>
-      </w:r>
-      <w:proofErr w:type="spellEnd"/>
-      <w:r>
-        <w:t xml:space="preserve"> to detect injections, as well with a future one detecting memory based and feature flag abuse detection</w:t>
-      </w:r>
-    </w:p>
-    <w:p>
-      <w:pPr>
-        <w:pStyle w:val="ListParagraph"/>
-        <w:numPr>
-          <w:ilvl w:val="1"/>
-          <w:numId w:val="2"/>
-        </w:numPr>
-      </w:pPr>
-      <w:r>
-        <w:t>Over 5 years of experience</w:t>
+        <w:t>C</w:t>
       </w:r>
     </w:p>
     <w:p>
@@ -196,57 +138,6 @@
         </w:numPr>
       </w:pPr>
       <w:r>
-        <w:t xml:space="preserve">Known </w:t>
-      </w:r>
-      <w:r>
-        <w:t>Programming and Markup languages include:</w:t>
-      </w:r>
-    </w:p>
-    <w:p>
-      <w:pPr>
-        <w:pStyle w:val="ListParagraph"/>
-        <w:numPr>
-          <w:ilvl w:val="1"/>
-          <w:numId w:val="2"/>
-        </w:numPr>
-      </w:pPr>
-      <w:r>
-        <w:t>Lua (Full stack)</w:t>
-      </w:r>
-    </w:p>
-    <w:p>
-      <w:pPr>
-        <w:pStyle w:val="ListParagraph"/>
-        <w:numPr>
-          <w:ilvl w:val="1"/>
-          <w:numId w:val="2"/>
-        </w:numPr>
-      </w:pPr>
-      <w:r>
-        <w:t>Java (Full stack)</w:t>
-      </w:r>
-    </w:p>
-    <w:p>
-      <w:pPr>
-        <w:pStyle w:val="ListParagraph"/>
-        <w:numPr>
-          <w:ilvl w:val="1"/>
-          <w:numId w:val="2"/>
-        </w:numPr>
-      </w:pPr>
-      <w:r>
-        <w:t>C</w:t>
-      </w:r>
-    </w:p>
-    <w:p>
-      <w:pPr>
-        <w:pStyle w:val="ListParagraph"/>
-        <w:numPr>
-          <w:ilvl w:val="1"/>
-          <w:numId w:val="2"/>
-        </w:numPr>
-      </w:pPr>
-      <w:r>
         <w:t>HTML</w:t>
       </w:r>
     </w:p>
@@ -254,7 +145,7 @@
       <w:pPr>
         <w:pStyle w:val="ListParagraph"/>
         <w:numPr>
-          <w:ilvl w:val="1"/>
+          <w:ilvl w:val="0"/>
           <w:numId w:val="2"/>
         </w:numPr>
       </w:pPr>
@@ -272,75 +163,6 @@
       </w:pPr>
       <w:r>
         <w:t>AGILE work process</w:t>
-      </w:r>
-    </w:p>
-    <w:p>
-      <w:pPr>
-        <w:pStyle w:val="ListParagraph"/>
-        <w:numPr>
-          <w:ilvl w:val="0"/>
-          <w:numId w:val="2"/>
-        </w:numPr>
-      </w:pPr>
-      <w:r>
-        <w:t>Database with over 362,000 interactions with an accumulated 1,500+ users globally</w:t>
-      </w:r>
-    </w:p>
-    <w:p>
-      <w:pPr>
-        <w:pStyle w:val="ListParagraph"/>
-        <w:numPr>
-          <w:ilvl w:val="0"/>
-          <w:numId w:val="2"/>
-        </w:numPr>
-      </w:pPr>
-      <w:r>
-        <w:t xml:space="preserve">Office Suite </w:t>
-      </w:r>
-      <w:r>
-        <w:t>(Word, Excel, PowerPoint</w:t>
-      </w:r>
-      <w:r>
-        <w:t>, and more</w:t>
-      </w:r>
-      <w:r>
-        <w:t>)</w:t>
-      </w:r>
-    </w:p>
-    <w:p>
-      <w:pPr>
-        <w:pStyle w:val="ListParagraph"/>
-        <w:numPr>
-          <w:ilvl w:val="0"/>
-          <w:numId w:val="2"/>
-        </w:numPr>
-      </w:pPr>
-      <w:r>
-        <w:t>Adobe Suite</w:t>
-      </w:r>
-    </w:p>
-    <w:p>
-      <w:pPr>
-        <w:pStyle w:val="ListParagraph"/>
-        <w:numPr>
-          <w:ilvl w:val="0"/>
-          <w:numId w:val="2"/>
-        </w:numPr>
-      </w:pPr>
-      <w:r>
-        <w:t>Proficient with Windows, Unix systems, and MacOS</w:t>
-      </w:r>
-    </w:p>
-    <w:p>
-      <w:pPr>
-        <w:pStyle w:val="ListParagraph"/>
-        <w:numPr>
-          <w:ilvl w:val="0"/>
-          <w:numId w:val="2"/>
-        </w:numPr>
-      </w:pPr>
-      <w:r>
-        <w:t>Machine hardware, benchmarking and optimization</w:t>
       </w:r>
     </w:p>
     <w:p/>
